--- a/data/ai_paras/AI_para_5.docx
+++ b/data/ai_paras/AI_para_5.docx
@@ -4,7 +4,7 @@
   <w:body>
     <w:p>
       <w:r>
-        <w:t>Moreover, embracing cultural diversity and inclusivity is pivotal in constructing a robust global organizational culture, as these elements foster an environment conducive to innovation and growth. Cultural diversity broadens the range of perspectives and ideas within an organization, enhancing problem-solving capabilities and promoting creativity (Ref-f422963). Inclusivity, on the other hand, ensures that diverse voices are not only represented but actively engaged, leading to higher employee satisfaction and commitment. This synergy between diversity and inclusivity aligns with Schein's theory, which highlights the need for adaptability and the integration of varied cultural norms to drive organizational performance (Ref-f422963). Thus, multinational companies that prioritize these aspects can achieve a harmonious organizational culture that is both globally cohesive and locally responsive, effectively navigating the complexities of international markets.</w:t>
+        <w:t>In addition to societal elements, communication styles and language differences significantly impact the formation of a cohesive global organizational culture. Variations in communication can lead to misunderstandings, which may hinder collaboration and trust among international teams. Effective cross-cultural communication necessitates an awareness of both verbal and non-verbal cues that vary across cultural contexts (Ref-f404816). Language barriers can exacerbate these challenges, necessitating the adoption of common corporate languages or the employment of translators to facilitate clear and effective communication. Furthermore, by actively addressing these communication and language disparities, multinational companies can enhance interpersonal connections and operational efficiency, thereby fostering an environment that supports diverse perspectives and drives innovation within the global marketplace (Ref-f404816).</w:t>
       </w:r>
     </w:p>
     <w:sectPr>
